--- a/Project Prerequisites and System Design/Documents/Self-Reflection/Self-Reflection.docx
+++ b/Project Prerequisites and System Design/Documents/Self-Reflection/Self-Reflection.docx
@@ -539,6 +539,12 @@
                 <w:rFonts w:ascii="Arial" w:hAnsi="Arial" w:cs="Arial"/>
               </w:rPr>
             </w:pPr>
+            <w:r>
+              <w:rPr>
+                <w:rFonts w:ascii="Arial" w:hAnsi="Arial" w:cs="Arial"/>
+              </w:rPr>
+              <w:t>I feel that this activity was very important to get a strong idea of how the end-result should be. I like that it structures everything in diagrams, documents, and boards and to be on the same page with the rest of the team.</w:t>
+            </w:r>
           </w:p>
         </w:tc>
       </w:tr>
@@ -617,6 +623,12 @@
                 <w:rFonts w:ascii="Arial" w:hAnsi="Arial" w:cs="Arial"/>
               </w:rPr>
             </w:pPr>
+            <w:r>
+              <w:rPr>
+                <w:rFonts w:ascii="Arial" w:hAnsi="Arial" w:cs="Arial"/>
+              </w:rPr>
+              <w:t xml:space="preserve">Our team is proud of collaborating to come up with a good MVP and design. </w:t>
+            </w:r>
           </w:p>
         </w:tc>
       </w:tr>
@@ -691,11 +703,20 @@
               <w:spacing w:after="0" w:line="240" w:lineRule="auto"/>
               <w:rPr>
                 <w:rFonts w:ascii="Arial" w:hAnsi="Arial" w:cs="Arial"/>
-                <w:b/>
-                <w:sz w:val="24"/>
-                <w:szCs w:val="24"/>
-              </w:rPr>
-            </w:pPr>
+                <w:bCs/>
+                <w:sz w:val="24"/>
+                <w:szCs w:val="24"/>
+              </w:rPr>
+            </w:pPr>
+            <w:r>
+              <w:rPr>
+                <w:rFonts w:ascii="Arial" w:hAnsi="Arial" w:cs="Arial"/>
+                <w:bCs/>
+                <w:sz w:val="24"/>
+                <w:szCs w:val="24"/>
+              </w:rPr>
+              <w:t xml:space="preserve">I learned that I need structure to succeed in a project environment. Having a structure makes it much easier for me as a project lead to see what everybody is doing or has done. </w:t>
+            </w:r>
           </w:p>
         </w:tc>
       </w:tr>
@@ -773,11 +794,20 @@
               <w:spacing w:after="0" w:line="240" w:lineRule="auto"/>
               <w:rPr>
                 <w:rFonts w:ascii="Arial" w:hAnsi="Arial" w:cs="Arial"/>
-                <w:b/>
-                <w:sz w:val="24"/>
-                <w:szCs w:val="24"/>
-              </w:rPr>
-            </w:pPr>
+                <w:bCs/>
+                <w:sz w:val="24"/>
+                <w:szCs w:val="24"/>
+              </w:rPr>
+            </w:pPr>
+            <w:r>
+              <w:rPr>
+                <w:rFonts w:ascii="Arial" w:hAnsi="Arial" w:cs="Arial"/>
+                <w:bCs/>
+                <w:sz w:val="24"/>
+                <w:szCs w:val="24"/>
+              </w:rPr>
+              <w:t>I have learned to have good communication between the team members, as it is very important to be on the same page when it comes to design and implementation. Sometimes we have different ideas and moving forward we will try to communicate as much as possible.</w:t>
+            </w:r>
           </w:p>
         </w:tc>
       </w:tr>
@@ -855,11 +885,20 @@
               <w:spacing w:after="0" w:line="240" w:lineRule="auto"/>
               <w:rPr>
                 <w:rFonts w:ascii="Arial" w:hAnsi="Arial" w:cs="Arial"/>
-                <w:b/>
-                <w:sz w:val="24"/>
-                <w:szCs w:val="24"/>
-              </w:rPr>
-            </w:pPr>
+                <w:bCs/>
+                <w:sz w:val="24"/>
+                <w:szCs w:val="24"/>
+              </w:rPr>
+            </w:pPr>
+            <w:r>
+              <w:rPr>
+                <w:rFonts w:ascii="Arial" w:hAnsi="Arial" w:cs="Arial"/>
+                <w:bCs/>
+                <w:sz w:val="24"/>
+                <w:szCs w:val="24"/>
+              </w:rPr>
+              <w:t>I would like to explore more how to use the many useful GitHub features to make the project as structured as possible.</w:t>
+            </w:r>
           </w:p>
         </w:tc>
       </w:tr>
@@ -925,7 +964,6 @@
                 <w:sz w:val="24"/>
                 <w:szCs w:val="24"/>
               </w:rPr>
-              <w:lastRenderedPageBreak/>
               <w:t>Member Name</w:t>
             </w:r>
           </w:p>
@@ -1173,21 +1211,7 @@
               <w:rPr>
                 <w:rFonts w:ascii="Arial" w:hAnsi="Arial" w:cs="Arial"/>
               </w:rPr>
-              <w:t xml:space="preserve">Having a well thought out plan of what </w:t>
-            </w:r>
-            <w:proofErr w:type="gramStart"/>
-            <w:r>
-              <w:rPr>
-                <w:rFonts w:ascii="Arial" w:hAnsi="Arial" w:cs="Arial"/>
-              </w:rPr>
-              <w:t>the end result</w:t>
-            </w:r>
-            <w:proofErr w:type="gramEnd"/>
-            <w:r>
-              <w:rPr>
-                <w:rFonts w:ascii="Arial" w:hAnsi="Arial" w:cs="Arial"/>
-              </w:rPr>
-              <w:t xml:space="preserve"> should look like.</w:t>
+              <w:t>Having a well thought out plan of what the end result should look like.</w:t>
             </w:r>
           </w:p>
         </w:tc>
@@ -1820,23 +1844,7 @@
                 <w:rFonts w:ascii="Arial" w:hAnsi="Arial" w:cs="Arial"/>
                 <w:color w:val="000000"/>
               </w:rPr>
-              <w:t xml:space="preserve">I learned that asking questions and reviewing examples helps me understand things better. I also realized I sometimes overthink small details but discussing ideas or </w:t>
-            </w:r>
-            <w:proofErr w:type="gramStart"/>
-            <w:r>
-              <w:rPr>
-                <w:rFonts w:ascii="Arial" w:hAnsi="Arial" w:cs="Arial"/>
-                <w:color w:val="000000"/>
-              </w:rPr>
-              <w:t>final results</w:t>
-            </w:r>
-            <w:proofErr w:type="gramEnd"/>
-            <w:r>
-              <w:rPr>
-                <w:rFonts w:ascii="Arial" w:hAnsi="Arial" w:cs="Arial"/>
-                <w:color w:val="000000"/>
-              </w:rPr>
-              <w:t xml:space="preserve"> with my group helps me feel more confident.</w:t>
+              <w:t>I learned that asking questions and reviewing examples helps me understand things better. I also realized I sometimes overthink small details but discussing ideas or final results with my group helps me feel more confident.</w:t>
             </w:r>
           </w:p>
         </w:tc>
@@ -2213,13 +2221,7 @@
               <w:rPr>
                 <w:rFonts w:ascii="Arial" w:hAnsi="Arial" w:cs="Arial"/>
               </w:rPr>
-              <w:t>Overall,</w:t>
-            </w:r>
-            <w:r>
-              <w:rPr>
-                <w:rFonts w:ascii="Arial" w:hAnsi="Arial" w:cs="Arial"/>
-              </w:rPr>
-              <w:t xml:space="preserve"> this activity went well. I like that this activity helped us organize what needs to be done for future checkpoints. I disliked that up until now there has been a lot of documentation and I am excited to start building the project.</w:t>
+              <w:t>Overall, this activity went well. I like that this activity helped us organize what needs to be done for future checkpoints. I disliked that up until now there has been a lot of documentation and I am excited to start building the project.</w:t>
             </w:r>
           </w:p>
         </w:tc>
@@ -2303,19 +2305,7 @@
               <w:rPr>
                 <w:rFonts w:ascii="Arial" w:hAnsi="Arial" w:cs="Arial"/>
               </w:rPr>
-              <w:t xml:space="preserve">We are most proud of creating a </w:t>
-            </w:r>
-            <w:r>
-              <w:rPr>
-                <w:rFonts w:ascii="Arial" w:hAnsi="Arial" w:cs="Arial"/>
-              </w:rPr>
-              <w:t>clearer</w:t>
-            </w:r>
-            <w:r>
-              <w:rPr>
-                <w:rFonts w:ascii="Arial" w:hAnsi="Arial" w:cs="Arial"/>
-              </w:rPr>
-              <w:t xml:space="preserve"> vision and design moving forward. This should help the building phase go by smoother.</w:t>
+              <w:t>We are most proud of creating a clearer vision and design moving forward. This should help the building phase go by smoother.</w:t>
             </w:r>
           </w:p>
         </w:tc>
@@ -2401,124 +2391,96 @@
                 <w:rFonts w:ascii="Arial" w:hAnsi="Arial" w:cs="Arial"/>
                 <w:color w:val="000000"/>
               </w:rPr>
-              <w:t xml:space="preserve">I am currently looking for </w:t>
-            </w:r>
+              <w:t>I am currently looking for internships, and I learned that hiring managers say that candidates that are aware of the SDLC and project management skills stand out on a resume. This course is helping us learn these things. Additionally, I learned that at times communication and scheduling is difficult when everyone has different and busy schedules.</w:t>
+            </w:r>
+          </w:p>
+        </w:tc>
+      </w:tr>
+      <w:tr>
+        <w:trPr>
+          <w:trHeight w:val="400"/>
+        </w:trPr>
+        <w:tc>
+          <w:tcPr>
+            <w:tcW w:w="9785" w:type="dxa"/>
+            <w:gridSpan w:val="2"/>
+            <w:tcBorders>
+              <w:top w:val="single" w:sz="4" w:space="0" w:color="auto"/>
+              <w:left w:val="single" w:sz="4" w:space="0" w:color="auto"/>
+              <w:bottom w:val="single" w:sz="4" w:space="0" w:color="auto"/>
+              <w:right w:val="single" w:sz="4" w:space="0" w:color="auto"/>
+            </w:tcBorders>
+            <w:shd w:val="clear" w:color="auto" w:fill="D9D9D9"/>
+            <w:tcMar>
+              <w:top w:w="100" w:type="dxa"/>
+              <w:left w:w="100" w:type="dxa"/>
+              <w:bottom w:w="100" w:type="dxa"/>
+              <w:right w:w="100" w:type="dxa"/>
+            </w:tcMar>
+            <w:vAlign w:val="center"/>
+          </w:tcPr>
+          <w:p>
+            <w:pPr>
+              <w:widowControl w:val="0"/>
+              <w:spacing w:after="0" w:line="240" w:lineRule="auto"/>
+              <w:rPr>
+                <w:rFonts w:ascii="Arial" w:hAnsi="Arial" w:cs="Arial"/>
+                <w:b/>
+                <w:sz w:val="24"/>
+                <w:szCs w:val="24"/>
+              </w:rPr>
+            </w:pPr>
+            <w:r>
+              <w:rPr>
+                <w:rFonts w:ascii="Arial" w:hAnsi="Arial" w:cs="Arial"/>
+                <w:b/>
+                <w:sz w:val="24"/>
+                <w:szCs w:val="24"/>
+              </w:rPr>
+              <w:t>How will you use (or not use) what you have learned/experienced in this activity going forward?</w:t>
+            </w:r>
+          </w:p>
+        </w:tc>
+      </w:tr>
+      <w:tr>
+        <w:trPr>
+          <w:trHeight w:val="400"/>
+        </w:trPr>
+        <w:tc>
+          <w:tcPr>
+            <w:tcW w:w="9785" w:type="dxa"/>
+            <w:gridSpan w:val="2"/>
+            <w:tcBorders>
+              <w:top w:val="single" w:sz="4" w:space="0" w:color="auto"/>
+              <w:left w:val="single" w:sz="4" w:space="0" w:color="auto"/>
+              <w:bottom w:val="single" w:sz="4" w:space="0" w:color="auto"/>
+              <w:right w:val="single" w:sz="4" w:space="0" w:color="auto"/>
+            </w:tcBorders>
+            <w:tcMar>
+              <w:top w:w="100" w:type="dxa"/>
+              <w:left w:w="100" w:type="dxa"/>
+              <w:bottom w:w="100" w:type="dxa"/>
+              <w:right w:w="100" w:type="dxa"/>
+            </w:tcMar>
+            <w:vAlign w:val="center"/>
+          </w:tcPr>
+          <w:p>
+            <w:pPr>
+              <w:widowControl w:val="0"/>
+              <w:spacing w:after="0" w:line="240" w:lineRule="auto"/>
+              <w:rPr>
+                <w:rFonts w:ascii="Arial" w:hAnsi="Arial" w:cs="Arial"/>
+                <w:b/>
+                <w:sz w:val="24"/>
+                <w:szCs w:val="24"/>
+              </w:rPr>
+            </w:pPr>
             <w:r>
               <w:rPr>
                 <w:rFonts w:ascii="Arial" w:hAnsi="Arial" w:cs="Arial"/>
                 <w:color w:val="000000"/>
               </w:rPr>
-              <w:t>internships,</w:t>
-            </w:r>
-            <w:r>
-              <w:rPr>
-                <w:rFonts w:ascii="Arial" w:hAnsi="Arial" w:cs="Arial"/>
-                <w:color w:val="000000"/>
-              </w:rPr>
-              <w:t xml:space="preserve"> and I learned that hiring managers say that candidates that are aware of the SDLC and project management skills stand out on a resume. This course is helping us learn these things. Additionally, I learned that at times communication and scheduling is difficult when everyone has different and busy schedules.</w:t>
-            </w:r>
-          </w:p>
-        </w:tc>
-      </w:tr>
-      <w:tr>
-        <w:trPr>
-          <w:trHeight w:val="400"/>
-        </w:trPr>
-        <w:tc>
-          <w:tcPr>
-            <w:tcW w:w="9785" w:type="dxa"/>
-            <w:gridSpan w:val="2"/>
-            <w:tcBorders>
-              <w:top w:val="single" w:sz="4" w:space="0" w:color="auto"/>
-              <w:left w:val="single" w:sz="4" w:space="0" w:color="auto"/>
-              <w:bottom w:val="single" w:sz="4" w:space="0" w:color="auto"/>
-              <w:right w:val="single" w:sz="4" w:space="0" w:color="auto"/>
-            </w:tcBorders>
-            <w:shd w:val="clear" w:color="auto" w:fill="D9D9D9"/>
-            <w:tcMar>
-              <w:top w:w="100" w:type="dxa"/>
-              <w:left w:w="100" w:type="dxa"/>
-              <w:bottom w:w="100" w:type="dxa"/>
-              <w:right w:w="100" w:type="dxa"/>
-            </w:tcMar>
-            <w:vAlign w:val="center"/>
-          </w:tcPr>
-          <w:p>
-            <w:pPr>
-              <w:widowControl w:val="0"/>
-              <w:spacing w:after="0" w:line="240" w:lineRule="auto"/>
-              <w:rPr>
-                <w:rFonts w:ascii="Arial" w:hAnsi="Arial" w:cs="Arial"/>
-                <w:b/>
-                <w:sz w:val="24"/>
-                <w:szCs w:val="24"/>
-              </w:rPr>
-            </w:pPr>
-            <w:r>
-              <w:rPr>
-                <w:rFonts w:ascii="Arial" w:hAnsi="Arial" w:cs="Arial"/>
-                <w:b/>
-                <w:sz w:val="24"/>
-                <w:szCs w:val="24"/>
-              </w:rPr>
-              <w:t>How will you use (or not use) what you have learned/experienced in this activity going forward?</w:t>
-            </w:r>
-          </w:p>
-        </w:tc>
-      </w:tr>
-      <w:tr>
-        <w:trPr>
-          <w:trHeight w:val="400"/>
-        </w:trPr>
-        <w:tc>
-          <w:tcPr>
-            <w:tcW w:w="9785" w:type="dxa"/>
-            <w:gridSpan w:val="2"/>
-            <w:tcBorders>
-              <w:top w:val="single" w:sz="4" w:space="0" w:color="auto"/>
-              <w:left w:val="single" w:sz="4" w:space="0" w:color="auto"/>
-              <w:bottom w:val="single" w:sz="4" w:space="0" w:color="auto"/>
-              <w:right w:val="single" w:sz="4" w:space="0" w:color="auto"/>
-            </w:tcBorders>
-            <w:tcMar>
-              <w:top w:w="100" w:type="dxa"/>
-              <w:left w:w="100" w:type="dxa"/>
-              <w:bottom w:w="100" w:type="dxa"/>
-              <w:right w:w="100" w:type="dxa"/>
-            </w:tcMar>
-            <w:vAlign w:val="center"/>
-          </w:tcPr>
-          <w:p>
-            <w:pPr>
-              <w:widowControl w:val="0"/>
-              <w:spacing w:after="0" w:line="240" w:lineRule="auto"/>
-              <w:rPr>
-                <w:rFonts w:ascii="Arial" w:hAnsi="Arial" w:cs="Arial"/>
-                <w:b/>
-                <w:sz w:val="24"/>
-                <w:szCs w:val="24"/>
-              </w:rPr>
-            </w:pPr>
-            <w:r>
-              <w:rPr>
-                <w:rFonts w:ascii="Arial" w:hAnsi="Arial" w:cs="Arial"/>
-                <w:color w:val="000000"/>
-              </w:rPr>
-              <w:t xml:space="preserve">I </w:t>
-            </w:r>
-            <w:r>
-              <w:rPr>
-                <w:rFonts w:ascii="Arial" w:hAnsi="Arial" w:cs="Arial"/>
-                <w:color w:val="000000"/>
-              </w:rPr>
-              <w:t>can</w:t>
-            </w:r>
-            <w:r>
-              <w:rPr>
-                <w:rFonts w:ascii="Arial" w:hAnsi="Arial" w:cs="Arial"/>
-                <w:color w:val="000000"/>
-              </w:rPr>
-              <w:t xml:space="preserve"> apply some of the skills about project management and the SDLC to improve my resume when applying for jobs.</w:t>
+              <w:t>I can apply some of the skills about project management and the SDLC to improve my resume when applying for jobs.</w:t>
             </w:r>
           </w:p>
         </w:tc>
@@ -2802,6 +2764,18 @@
                 <w:rFonts w:ascii="Arial" w:hAnsi="Arial" w:cs="Arial"/>
               </w:rPr>
             </w:pPr>
+            <w:r>
+              <w:rPr>
+                <w:rFonts w:ascii="Arial" w:hAnsi="Arial" w:cs="Arial"/>
+              </w:rPr>
+              <w:t xml:space="preserve">Overall I felt that this activity was very beneficial, as it helped create a clear image of what the team wants to build and set the groundwork for future activities. What I liked about it was that I had the chance to design the </w:t>
+            </w:r>
+            <w:r>
+              <w:rPr>
+                <w:rFonts w:ascii="Arial" w:hAnsi="Arial" w:cs="Arial"/>
+              </w:rPr>
+              <w:t>UI/UX, which helped me greatly improve my design skills. The only thing I disliked was the amount of documentation that was needed to be done.</w:t>
+            </w:r>
           </w:p>
         </w:tc>
       </w:tr>
@@ -2880,6 +2854,12 @@
                 <w:rFonts w:ascii="Arial" w:hAnsi="Arial" w:cs="Arial"/>
               </w:rPr>
             </w:pPr>
+            <w:r>
+              <w:rPr>
+                <w:rFonts w:ascii="Arial" w:hAnsi="Arial" w:cs="Arial"/>
+              </w:rPr>
+              <w:t>We are proud of the idea and the fact that we are working together to bring the idea to life.</w:t>
+            </w:r>
           </w:p>
         </w:tc>
       </w:tr>
@@ -2959,6 +2939,15 @@
                 <w:szCs w:val="24"/>
               </w:rPr>
             </w:pPr>
+            <w:r>
+              <w:rPr>
+                <w:rFonts w:ascii="Arial" w:hAnsi="Arial" w:cs="Arial"/>
+                <w:b/>
+                <w:sz w:val="24"/>
+                <w:szCs w:val="24"/>
+              </w:rPr>
+              <w:t>I learnt that I do not like the documentation aspect of projects and prefer that more hands-on aspects like design and implementation. As a team, we learned the importance of documentation in projects and the use of the multitudes of documents that exist.</w:t>
+            </w:r>
           </w:p>
         </w:tc>
       </w:tr>
@@ -3041,6 +3030,15 @@
                 <w:szCs w:val="24"/>
               </w:rPr>
             </w:pPr>
+            <w:r>
+              <w:rPr>
+                <w:rFonts w:ascii="Arial" w:hAnsi="Arial" w:cs="Arial"/>
+                <w:b/>
+                <w:sz w:val="24"/>
+                <w:szCs w:val="24"/>
+              </w:rPr>
+              <w:t>Going forward I intend to use the things I have learned in my personal projects to build my portfolio and become more productive in the real world.</w:t>
+            </w:r>
           </w:p>
         </w:tc>
       </w:tr>
@@ -3123,6 +3121,15 @@
                 <w:szCs w:val="24"/>
               </w:rPr>
             </w:pPr>
+            <w:r>
+              <w:rPr>
+                <w:rFonts w:ascii="Arial" w:hAnsi="Arial" w:cs="Arial"/>
+                <w:b/>
+                <w:sz w:val="24"/>
+                <w:szCs w:val="24"/>
+              </w:rPr>
+              <w:t>I would love to help more with the design and implementation of the front-end, as that is the aspect I enjoy.</w:t>
+            </w:r>
           </w:p>
         </w:tc>
       </w:tr>
@@ -3541,6 +3548,7 @@
   <w:style w:type="character" w:default="1" w:styleId="DefaultParagraphFont">
     <w:name w:val="Default Paragraph Font"/>
     <w:uiPriority w:val="1"/>
+    <w:semiHidden/>
     <w:unhideWhenUsed/>
   </w:style>
   <w:style w:type="table" w:default="1" w:styleId="TableNormal">
